--- a/examples/prediction/doc/06-elm-regression.docx
+++ b/examples/prediction/doc/06-elm-regression.docx
@@ -495,7 +495,7 @@
               <a:graphicData uri="http://schemas.openxmlformats.org/drawingml/2006/picture">
                 <pic:pic>
                   <pic:nvPicPr>
-                    <pic:cNvPr descr="/home/gpca/tspredit/examples/prediction/doc/06-elm-regression_files/2311a3ccdefa9666c559bd154e42236a6cdf3fea.png" id="11" name="Picture"/>
+                    <pic:cNvPr descr="C:\Git\cefet-rj-dal\tspredit\examples\prediction\doc\06-elm-regression_files/716a4d1e457f97618aa46ca41f6f38e17df76816.png" id="11" name="Picture"/>
                     <pic:cNvPicPr>
                       <a:picLocks noChangeArrowheads="1" noChangeAspect="1"/>
                     </pic:cNvPicPr>
@@ -1176,7 +1176,7 @@
         <w:rPr>
           <w:rStyle w:val="VerbatimChar"/>
         </w:rPr>
-        <w:t xml:space="preserve">## [1] 2.445432e-27</w:t>
+        <w:t xml:space="preserve">## [1] 2.484272e-27</w:t>
       </w:r>
     </w:p>
     <w:p>
@@ -1479,7 +1479,7 @@
         <w:rPr>
           <w:rStyle w:val="VerbatimChar"/>
         </w:rPr>
-        <w:t xml:space="preserve">## [1] 2.130585e-12</w:t>
+        <w:t xml:space="preserve">## [1] 2.056052e-12</w:t>
       </w:r>
       <w:r>
         <w:br/>
@@ -1506,7 +1506,7 @@
         <w:rPr>
           <w:rStyle w:val="VerbatimChar"/>
         </w:rPr>
-        <w:t xml:space="preserve">## [1] 3.675509e-25</w:t>
+        <w:t xml:space="preserve">## [1] 3.464323e-25</w:t>
       </w:r>
       <w:r>
         <w:br/>
@@ -1569,7 +1569,7 @@
         <w:rPr>
           <w:rStyle w:val="VerbatimChar"/>
         </w:rPr>
-        <w:t xml:space="preserve">## 1 3.675509e-25 2.130585e-12  1</w:t>
+        <w:t xml:space="preserve">## 1 3.464323e-25 2.056052e-12  1</w:t>
       </w:r>
     </w:p>
     <w:p>
@@ -1800,7 +1800,7 @@
               <a:graphicData uri="http://schemas.openxmlformats.org/drawingml/2006/picture">
                 <pic:pic>
                   <pic:nvPicPr>
-                    <pic:cNvPr descr="/home/gpca/tspredit/examples/prediction/doc/06-elm-regression_files/8b80f3fc3183b1a78886824c696a4340bdb89e34.png" id="14" name="Picture"/>
+                    <pic:cNvPr descr="C:\Git\cefet-rj-dal\tspredit\examples\prediction\doc\06-elm-regression_files/6ab71d77af2981cfbf6856f4e776584fde2fefae.png" id="14" name="Picture"/>
                     <pic:cNvPicPr>
                       <a:picLocks noChangeArrowheads="1" noChangeAspect="1"/>
                     </pic:cNvPicPr>

--- a/examples/prediction/doc/06-elm-regression.docx
+++ b/examples/prediction/doc/06-elm-regression.docx
@@ -495,7 +495,7 @@
               <a:graphicData uri="http://schemas.openxmlformats.org/drawingml/2006/picture">
                 <pic:pic>
                   <pic:nvPicPr>
-                    <pic:cNvPr descr="C:\Git\cefet-rj-dal\tspredit\examples\prediction\doc\06-elm-regression_files/716a4d1e457f97618aa46ca41f6f38e17df76816.png" id="11" name="Picture"/>
+                    <pic:cNvPr descr="C:\Git\dal\tspredit\examples\prediction\doc\06-elm-regression_files/716a4d1e457f97618aa46ca41f6f38e17df76816.png" id="11" name="Picture"/>
                     <pic:cNvPicPr>
                       <a:picLocks noChangeArrowheads="1" noChangeAspect="1"/>
                     </pic:cNvPicPr>
@@ -1800,7 +1800,7 @@
               <a:graphicData uri="http://schemas.openxmlformats.org/drawingml/2006/picture">
                 <pic:pic>
                   <pic:nvPicPr>
-                    <pic:cNvPr descr="C:\Git\cefet-rj-dal\tspredit\examples\prediction\doc\06-elm-regression_files/6ab71d77af2981cfbf6856f4e776584fde2fefae.png" id="14" name="Picture"/>
+                    <pic:cNvPr descr="C:\Git\dal\tspredit\examples\prediction\doc\06-elm-regression_files/6ab71d77af2981cfbf6856f4e776584fde2fefae.png" id="14" name="Picture"/>
                     <pic:cNvPicPr>
                       <a:picLocks noChangeArrowheads="1" noChangeAspect="1"/>
                     </pic:cNvPicPr>

--- a/examples/prediction/doc/06-elm-regression.docx
+++ b/examples/prediction/doc/06-elm-regression.docx
@@ -495,7 +495,7 @@
               <a:graphicData uri="http://schemas.openxmlformats.org/drawingml/2006/picture">
                 <pic:pic>
                   <pic:nvPicPr>
-                    <pic:cNvPr descr="C:\Git\dal\tspredit\examples\prediction\doc\06-elm-regression_files/716a4d1e457f97618aa46ca41f6f38e17df76816.png" id="11" name="Picture"/>
+                    <pic:cNvPr descr="/home/gpca/tspredit/examples/prediction/doc/06-elm-regression_files/2311a3ccdefa9666c559bd154e42236a6cdf3fea.png" id="11" name="Picture"/>
                     <pic:cNvPicPr>
                       <a:picLocks noChangeArrowheads="1" noChangeAspect="1"/>
                     </pic:cNvPicPr>
@@ -1176,7 +1176,7 @@
         <w:rPr>
           <w:rStyle w:val="VerbatimChar"/>
         </w:rPr>
-        <w:t xml:space="preserve">## [1] 2.484272e-27</w:t>
+        <w:t xml:space="preserve">## [1] 2.445432e-27</w:t>
       </w:r>
     </w:p>
     <w:p>
@@ -1479,7 +1479,7 @@
         <w:rPr>
           <w:rStyle w:val="VerbatimChar"/>
         </w:rPr>
-        <w:t xml:space="preserve">## [1] 2.056052e-12</w:t>
+        <w:t xml:space="preserve">## [1] 2.130585e-12</w:t>
       </w:r>
       <w:r>
         <w:br/>
@@ -1506,7 +1506,7 @@
         <w:rPr>
           <w:rStyle w:val="VerbatimChar"/>
         </w:rPr>
-        <w:t xml:space="preserve">## [1] 3.464323e-25</w:t>
+        <w:t xml:space="preserve">## [1] 3.675509e-25</w:t>
       </w:r>
       <w:r>
         <w:br/>
@@ -1569,7 +1569,7 @@
         <w:rPr>
           <w:rStyle w:val="VerbatimChar"/>
         </w:rPr>
-        <w:t xml:space="preserve">## 1 3.464323e-25 2.056052e-12  1</w:t>
+        <w:t xml:space="preserve">## 1 3.675509e-25 2.130585e-12  1</w:t>
       </w:r>
     </w:p>
     <w:p>
@@ -1800,7 +1800,7 @@
               <a:graphicData uri="http://schemas.openxmlformats.org/drawingml/2006/picture">
                 <pic:pic>
                   <pic:nvPicPr>
-                    <pic:cNvPr descr="C:\Git\dal\tspredit\examples\prediction\doc\06-elm-regression_files/6ab71d77af2981cfbf6856f4e776584fde2fefae.png" id="14" name="Picture"/>
+                    <pic:cNvPr descr="/home/gpca/tspredit/examples/prediction/doc/06-elm-regression_files/8b80f3fc3183b1a78886824c696a4340bdb89e34.png" id="14" name="Picture"/>
                     <pic:cNvPicPr>
                       <a:picLocks noChangeArrowheads="1" noChangeAspect="1"/>
                     </pic:cNvPicPr>
